--- a/docs/Performance_Test_Plan.docx
+++ b/docs/Performance_Test_Plan.docx
@@ -153,6 +153,34 @@
           <w:color w:val="374151"/>
           <w:sz w:val="21"/>
         </w:rPr>
+        <w:t>**Scenario L-03**: Simulating 200 users simultaneously initiating PromptPay QR payment checkouts (measuring QR rendering latency).</w:t>
+      </w:r>
+    </w:p>
+    <w:p>
+      <w:pPr>
+        <w:pStyle w:val="ListBullet"/>
+        <w:spacing w:before="0" w:after="40"/>
+      </w:pPr>
+      <w:r>
+        <w:rPr>
+          <w:rFonts w:ascii="Segoe UI" w:hAnsi="Segoe UI"/>
+          <w:color w:val="374151"/>
+          <w:sz w:val="21"/>
+        </w:rPr>
+        <w:t>**Scenario L-04**: Simulating 200 users concurrently sending help questions to the Support Chatbot (measuring bot reply rendering latency).</w:t>
+      </w:r>
+    </w:p>
+    <w:p>
+      <w:pPr>
+        <w:pStyle w:val="ListBullet"/>
+        <w:spacing w:before="0" w:after="40"/>
+      </w:pPr>
+      <w:r>
+        <w:rPr>
+          <w:rFonts w:ascii="Segoe UI" w:hAnsi="Segoe UI"/>
+          <w:color w:val="374151"/>
+          <w:sz w:val="21"/>
+        </w:rPr>
         <w:t>**Acceptance Criteria**:</w:t>
       </w:r>
     </w:p>
@@ -182,6 +210,20 @@
           <w:sz w:val="21"/>
         </w:rPr>
         <w:t>Webhook processing time (POST) must be `&lt; 200ms` at p95.</w:t>
+      </w:r>
+    </w:p>
+    <w:p>
+      <w:pPr>
+        <w:pStyle w:val="ListBullet"/>
+        <w:spacing w:before="0" w:after="40"/>
+      </w:pPr>
+      <w:r>
+        <w:rPr>
+          <w:rFonts w:ascii="Segoe UI" w:hAnsi="Segoe UI"/>
+          <w:color w:val="374151"/>
+          <w:sz w:val="21"/>
+        </w:rPr>
+        <w:t>Chatbot query reply generation must resolve in `&lt; 300ms` at p95.</w:t>
       </w:r>
     </w:p>
     <w:p>
@@ -281,6 +323,20 @@
           <w:sz w:val="21"/>
         </w:rPr>
         <w:t>Flood the webhook endpoint `/api/v1/auth/login` to simulate a brute force attack.</w:t>
+      </w:r>
+    </w:p>
+    <w:p>
+      <w:pPr>
+        <w:pStyle w:val="ListBullet"/>
+        <w:spacing w:before="0" w:after="40"/>
+      </w:pPr>
+      <w:r>
+        <w:rPr>
+          <w:rFonts w:ascii="Segoe UI" w:hAnsi="Segoe UI"/>
+          <w:color w:val="374151"/>
+          <w:sz w:val="21"/>
+        </w:rPr>
+        <w:t>Simulating 1,000 parallel billing checkout submissions (simulating gateway transaction locks).</w:t>
       </w:r>
     </w:p>
     <w:p>
@@ -407,6 +463,20 @@
           <w:color w:val="374151"/>
           <w:sz w:val="21"/>
         </w:rPr>
+        <w:t>Maintain continuous chatbot session creations and payment validation loops for 24 hours.</w:t>
+      </w:r>
+    </w:p>
+    <w:p>
+      <w:pPr>
+        <w:pStyle w:val="ListBullet"/>
+        <w:spacing w:before="0" w:after="40"/>
+      </w:pPr>
+      <w:r>
+        <w:rPr>
+          <w:rFonts w:ascii="Segoe UI" w:hAnsi="Segoe UI"/>
+          <w:color w:val="374151"/>
+          <w:sz w:val="21"/>
+        </w:rPr>
         <w:t>**Acceptance Criteria**:</w:t>
       </w:r>
     </w:p>
@@ -480,6 +550,1034 @@
         <w:t>2. Security Testing Cases</w:t>
       </w:r>
     </w:p>
+    <w:tbl>
+      <w:tblPr>
+        <w:tblW w:type="auto" w:w="0"/>
+        <w:tblLayout w:type="autofit"/>
+        <w:tblLook w:firstColumn="1" w:firstRow="1" w:lastColumn="0" w:lastRow="0" w:noHBand="0" w:noVBand="1" w:val="04A0"/>
+      </w:tblPr>
+      <w:tblGrid>
+        <w:gridCol w:w="1872"/>
+        <w:gridCol w:w="1872"/>
+        <w:gridCol w:w="1872"/>
+        <w:gridCol w:w="1872"/>
+        <w:gridCol w:w="1872"/>
+      </w:tblGrid>
+      <w:tr>
+        <w:tc>
+          <w:tcPr>
+            <w:tcW w:type="dxa" w:w="1872"/>
+            <w:shd w:fill="6366F1"/>
+            <w:tcMar>
+              <w:top w:w="100" w:type="dxa"/>
+              <w:bottom w:w="100" w:type="dxa"/>
+              <w:left w:w="150" w:type="dxa"/>
+              <w:right w:w="150" w:type="dxa"/>
+            </w:tcMar>
+          </w:tcPr>
+          <w:p>
+            <w:r>
+              <w:rPr>
+                <w:rFonts w:ascii="Segoe UI" w:hAnsi="Segoe UI"/>
+                <w:b/>
+                <w:color w:val="FFFFFF"/>
+                <w:sz w:val="19"/>
+              </w:rPr>
+              <w:t>Test Case ID</w:t>
+            </w:r>
+          </w:p>
+        </w:tc>
+        <w:tc>
+          <w:tcPr>
+            <w:tcW w:type="dxa" w:w="1872"/>
+            <w:shd w:fill="6366F1"/>
+            <w:tcMar>
+              <w:top w:w="100" w:type="dxa"/>
+              <w:bottom w:w="100" w:type="dxa"/>
+              <w:left w:w="150" w:type="dxa"/>
+              <w:right w:w="150" w:type="dxa"/>
+            </w:tcMar>
+          </w:tcPr>
+          <w:p>
+            <w:r>
+              <w:rPr>
+                <w:rFonts w:ascii="Segoe UI" w:hAnsi="Segoe UI"/>
+                <w:b/>
+                <w:color w:val="FFFFFF"/>
+                <w:sz w:val="19"/>
+              </w:rPr>
+              <w:t>Target Area</w:t>
+            </w:r>
+          </w:p>
+        </w:tc>
+        <w:tc>
+          <w:tcPr>
+            <w:tcW w:type="dxa" w:w="1872"/>
+            <w:shd w:fill="6366F1"/>
+            <w:tcMar>
+              <w:top w:w="100" w:type="dxa"/>
+              <w:bottom w:w="100" w:type="dxa"/>
+              <w:left w:w="150" w:type="dxa"/>
+              <w:right w:w="150" w:type="dxa"/>
+            </w:tcMar>
+          </w:tcPr>
+          <w:p>
+            <w:r>
+              <w:rPr>
+                <w:rFonts w:ascii="Segoe UI" w:hAnsi="Segoe UI"/>
+                <w:b/>
+                <w:color w:val="FFFFFF"/>
+                <w:sz w:val="19"/>
+              </w:rPr>
+              <w:t>Description / Method</w:t>
+            </w:r>
+          </w:p>
+        </w:tc>
+        <w:tc>
+          <w:tcPr>
+            <w:tcW w:type="dxa" w:w="1872"/>
+            <w:shd w:fill="6366F1"/>
+            <w:tcMar>
+              <w:top w:w="100" w:type="dxa"/>
+              <w:bottom w:w="100" w:type="dxa"/>
+              <w:left w:w="150" w:type="dxa"/>
+              <w:right w:w="150" w:type="dxa"/>
+            </w:tcMar>
+          </w:tcPr>
+          <w:p>
+            <w:r>
+              <w:rPr>
+                <w:rFonts w:ascii="Segoe UI" w:hAnsi="Segoe UI"/>
+                <w:b/>
+                <w:color w:val="FFFFFF"/>
+                <w:sz w:val="19"/>
+              </w:rPr>
+              <w:t>Expected Result</w:t>
+            </w:r>
+          </w:p>
+        </w:tc>
+        <w:tc>
+          <w:tcPr>
+            <w:tcW w:type="dxa" w:w="1872"/>
+            <w:shd w:fill="6366F1"/>
+            <w:tcMar>
+              <w:top w:w="100" w:type="dxa"/>
+              <w:bottom w:w="100" w:type="dxa"/>
+              <w:left w:w="150" w:type="dxa"/>
+              <w:right w:w="150" w:type="dxa"/>
+            </w:tcMar>
+          </w:tcPr>
+          <w:p>
+            <w:r>
+              <w:rPr>
+                <w:rFonts w:ascii="Segoe UI" w:hAnsi="Segoe UI"/>
+                <w:b/>
+                <w:color w:val="FFFFFF"/>
+                <w:sz w:val="19"/>
+              </w:rPr>
+              <w:t>Status</w:t>
+            </w:r>
+          </w:p>
+        </w:tc>
+      </w:tr>
+      <w:tr>
+        <w:tc>
+          <w:tcPr>
+            <w:tcW w:type="dxa" w:w="1872"/>
+            <w:shd w:fill="FFFFFF"/>
+            <w:tcMar>
+              <w:top w:w="100" w:type="dxa"/>
+              <w:bottom w:w="100" w:type="dxa"/>
+              <w:left w:w="150" w:type="dxa"/>
+              <w:right w:w="150" w:type="dxa"/>
+            </w:tcMar>
+          </w:tcPr>
+          <w:p>
+            <w:r>
+              <w:rPr>
+                <w:rFonts w:ascii="Segoe UI" w:hAnsi="Segoe UI"/>
+                <w:color w:val="374151"/>
+                <w:sz w:val="18"/>
+              </w:rPr>
+              <w:t>**TC-SEC-01**</w:t>
+            </w:r>
+          </w:p>
+        </w:tc>
+        <w:tc>
+          <w:tcPr>
+            <w:tcW w:type="dxa" w:w="1872"/>
+            <w:shd w:fill="FFFFFF"/>
+            <w:tcMar>
+              <w:top w:w="100" w:type="dxa"/>
+              <w:bottom w:w="100" w:type="dxa"/>
+              <w:left w:w="150" w:type="dxa"/>
+              <w:right w:w="150" w:type="dxa"/>
+            </w:tcMar>
+          </w:tcPr>
+          <w:p>
+            <w:r>
+              <w:rPr>
+                <w:rFonts w:ascii="Segoe UI" w:hAnsi="Segoe UI"/>
+                <w:color w:val="374151"/>
+                <w:sz w:val="18"/>
+              </w:rPr>
+              <w:t>Account Lockout</w:t>
+            </w:r>
+          </w:p>
+        </w:tc>
+        <w:tc>
+          <w:tcPr>
+            <w:tcW w:type="dxa" w:w="1872"/>
+            <w:shd w:fill="FFFFFF"/>
+            <w:tcMar>
+              <w:top w:w="100" w:type="dxa"/>
+              <w:bottom w:w="100" w:type="dxa"/>
+              <w:left w:w="150" w:type="dxa"/>
+              <w:right w:w="150" w:type="dxa"/>
+            </w:tcMar>
+          </w:tcPr>
+          <w:p>
+            <w:r>
+              <w:rPr>
+                <w:rFonts w:ascii="Segoe UI" w:hAnsi="Segoe UI"/>
+                <w:color w:val="374151"/>
+                <w:sz w:val="18"/>
+              </w:rPr>
+              <w:t>Submit 5 incorrect credentials on `/auth/login`.</w:t>
+            </w:r>
+          </w:p>
+        </w:tc>
+        <w:tc>
+          <w:tcPr>
+            <w:tcW w:type="dxa" w:w="1872"/>
+            <w:shd w:fill="FFFFFF"/>
+            <w:tcMar>
+              <w:top w:w="100" w:type="dxa"/>
+              <w:bottom w:w="100" w:type="dxa"/>
+              <w:left w:w="150" w:type="dxa"/>
+              <w:right w:w="150" w:type="dxa"/>
+            </w:tcMar>
+          </w:tcPr>
+          <w:p>
+            <w:r>
+              <w:rPr>
+                <w:rFonts w:ascii="Segoe UI" w:hAnsi="Segoe UI"/>
+                <w:color w:val="374151"/>
+                <w:sz w:val="18"/>
+              </w:rPr>
+              <w:t>System freezes account, locks requests for 15 minutes, and triggers CAPTCHA.</w:t>
+            </w:r>
+          </w:p>
+        </w:tc>
+        <w:tc>
+          <w:tcPr>
+            <w:tcW w:type="dxa" w:w="1872"/>
+            <w:shd w:fill="FFFFFF"/>
+            <w:tcMar>
+              <w:top w:w="100" w:type="dxa"/>
+              <w:bottom w:w="100" w:type="dxa"/>
+              <w:left w:w="150" w:type="dxa"/>
+              <w:right w:w="150" w:type="dxa"/>
+            </w:tcMar>
+          </w:tcPr>
+          <w:p>
+            <w:r>
+              <w:rPr>
+                <w:rFonts w:ascii="Segoe UI" w:hAnsi="Segoe UI"/>
+                <w:color w:val="374151"/>
+                <w:sz w:val="18"/>
+              </w:rPr>
+              <w:t>Pending</w:t>
+            </w:r>
+          </w:p>
+        </w:tc>
+      </w:tr>
+      <w:tr>
+        <w:tc>
+          <w:tcPr>
+            <w:tcW w:type="dxa" w:w="1872"/>
+            <w:shd w:fill="F9FAFB"/>
+            <w:tcMar>
+              <w:top w:w="100" w:type="dxa"/>
+              <w:bottom w:w="100" w:type="dxa"/>
+              <w:left w:w="150" w:type="dxa"/>
+              <w:right w:w="150" w:type="dxa"/>
+            </w:tcMar>
+          </w:tcPr>
+          <w:p>
+            <w:r>
+              <w:rPr>
+                <w:rFonts w:ascii="Segoe UI" w:hAnsi="Segoe UI"/>
+                <w:color w:val="374151"/>
+                <w:sz w:val="18"/>
+              </w:rPr>
+              <w:t>**TC-SEC-02**</w:t>
+            </w:r>
+          </w:p>
+        </w:tc>
+        <w:tc>
+          <w:tcPr>
+            <w:tcW w:type="dxa" w:w="1872"/>
+            <w:shd w:fill="F9FAFB"/>
+            <w:tcMar>
+              <w:top w:w="100" w:type="dxa"/>
+              <w:bottom w:w="100" w:type="dxa"/>
+              <w:left w:w="150" w:type="dxa"/>
+              <w:right w:w="150" w:type="dxa"/>
+            </w:tcMar>
+          </w:tcPr>
+          <w:p>
+            <w:r>
+              <w:rPr>
+                <w:rFonts w:ascii="Segoe UI" w:hAnsi="Segoe UI"/>
+                <w:color w:val="374151"/>
+                <w:sz w:val="18"/>
+              </w:rPr>
+              <w:t>JWT Token Expiry</w:t>
+            </w:r>
+          </w:p>
+        </w:tc>
+        <w:tc>
+          <w:tcPr>
+            <w:tcW w:type="dxa" w:w="1872"/>
+            <w:shd w:fill="F9FAFB"/>
+            <w:tcMar>
+              <w:top w:w="100" w:type="dxa"/>
+              <w:bottom w:w="100" w:type="dxa"/>
+              <w:left w:w="150" w:type="dxa"/>
+              <w:right w:w="150" w:type="dxa"/>
+            </w:tcMar>
+          </w:tcPr>
+          <w:p>
+            <w:r>
+              <w:rPr>
+                <w:rFonts w:ascii="Segoe UI" w:hAnsi="Segoe UI"/>
+                <w:color w:val="374151"/>
+                <w:sz w:val="18"/>
+              </w:rPr>
+              <w:t>Access `/devices` with an expired authorization token.</w:t>
+            </w:r>
+          </w:p>
+        </w:tc>
+        <w:tc>
+          <w:tcPr>
+            <w:tcW w:type="dxa" w:w="1872"/>
+            <w:shd w:fill="F9FAFB"/>
+            <w:tcMar>
+              <w:top w:w="100" w:type="dxa"/>
+              <w:bottom w:w="100" w:type="dxa"/>
+              <w:left w:w="150" w:type="dxa"/>
+              <w:right w:w="150" w:type="dxa"/>
+            </w:tcMar>
+          </w:tcPr>
+          <w:p>
+            <w:r>
+              <w:rPr>
+                <w:rFonts w:ascii="Segoe UI" w:hAnsi="Segoe UI"/>
+                <w:color w:val="374151"/>
+                <w:sz w:val="18"/>
+              </w:rPr>
+              <w:t>System rejects request with `HTTP 401 Unauthorized`.</w:t>
+            </w:r>
+          </w:p>
+        </w:tc>
+        <w:tc>
+          <w:tcPr>
+            <w:tcW w:type="dxa" w:w="1872"/>
+            <w:shd w:fill="F9FAFB"/>
+            <w:tcMar>
+              <w:top w:w="100" w:type="dxa"/>
+              <w:bottom w:w="100" w:type="dxa"/>
+              <w:left w:w="150" w:type="dxa"/>
+              <w:right w:w="150" w:type="dxa"/>
+            </w:tcMar>
+          </w:tcPr>
+          <w:p>
+            <w:r>
+              <w:rPr>
+                <w:rFonts w:ascii="Segoe UI" w:hAnsi="Segoe UI"/>
+                <w:color w:val="374151"/>
+                <w:sz w:val="18"/>
+              </w:rPr>
+              <w:t>Pending</w:t>
+            </w:r>
+          </w:p>
+        </w:tc>
+      </w:tr>
+      <w:tr>
+        <w:tc>
+          <w:tcPr>
+            <w:tcW w:type="dxa" w:w="1872"/>
+            <w:shd w:fill="FFFFFF"/>
+            <w:tcMar>
+              <w:top w:w="100" w:type="dxa"/>
+              <w:bottom w:w="100" w:type="dxa"/>
+              <w:left w:w="150" w:type="dxa"/>
+              <w:right w:w="150" w:type="dxa"/>
+            </w:tcMar>
+          </w:tcPr>
+          <w:p>
+            <w:r>
+              <w:rPr>
+                <w:rFonts w:ascii="Segoe UI" w:hAnsi="Segoe UI"/>
+                <w:color w:val="374151"/>
+                <w:sz w:val="18"/>
+              </w:rPr>
+              <w:t>**TC-SEC-03**</w:t>
+            </w:r>
+          </w:p>
+        </w:tc>
+        <w:tc>
+          <w:tcPr>
+            <w:tcW w:type="dxa" w:w="1872"/>
+            <w:shd w:fill="FFFFFF"/>
+            <w:tcMar>
+              <w:top w:w="100" w:type="dxa"/>
+              <w:bottom w:w="100" w:type="dxa"/>
+              <w:left w:w="150" w:type="dxa"/>
+              <w:right w:w="150" w:type="dxa"/>
+            </w:tcMar>
+          </w:tcPr>
+          <w:p>
+            <w:r>
+              <w:rPr>
+                <w:rFonts w:ascii="Segoe UI" w:hAnsi="Segoe UI"/>
+                <w:color w:val="374151"/>
+                <w:sz w:val="18"/>
+              </w:rPr>
+              <w:t>CSRF Protection</w:t>
+            </w:r>
+          </w:p>
+        </w:tc>
+        <w:tc>
+          <w:tcPr>
+            <w:tcW w:type="dxa" w:w="1872"/>
+            <w:shd w:fill="FFFFFF"/>
+            <w:tcMar>
+              <w:top w:w="100" w:type="dxa"/>
+              <w:bottom w:w="100" w:type="dxa"/>
+              <w:left w:w="150" w:type="dxa"/>
+              <w:right w:w="150" w:type="dxa"/>
+            </w:tcMar>
+          </w:tcPr>
+          <w:p>
+            <w:r>
+              <w:rPr>
+                <w:rFonts w:ascii="Segoe UI" w:hAnsi="Segoe UI"/>
+                <w:color w:val="374151"/>
+                <w:sz w:val="18"/>
+              </w:rPr>
+              <w:t>Attempt to revoke session `/devices/revoke/{id}` without token header.</w:t>
+            </w:r>
+          </w:p>
+        </w:tc>
+        <w:tc>
+          <w:tcPr>
+            <w:tcW w:type="dxa" w:w="1872"/>
+            <w:shd w:fill="FFFFFF"/>
+            <w:tcMar>
+              <w:top w:w="100" w:type="dxa"/>
+              <w:bottom w:w="100" w:type="dxa"/>
+              <w:left w:w="150" w:type="dxa"/>
+              <w:right w:w="150" w:type="dxa"/>
+            </w:tcMar>
+          </w:tcPr>
+          <w:p>
+            <w:r>
+              <w:rPr>
+                <w:rFonts w:ascii="Segoe UI" w:hAnsi="Segoe UI"/>
+                <w:color w:val="374151"/>
+                <w:sz w:val="18"/>
+              </w:rPr>
+              <w:t>System blocks request and returns access error.</w:t>
+            </w:r>
+          </w:p>
+        </w:tc>
+        <w:tc>
+          <w:tcPr>
+            <w:tcW w:type="dxa" w:w="1872"/>
+            <w:shd w:fill="FFFFFF"/>
+            <w:tcMar>
+              <w:top w:w="100" w:type="dxa"/>
+              <w:bottom w:w="100" w:type="dxa"/>
+              <w:left w:w="150" w:type="dxa"/>
+              <w:right w:w="150" w:type="dxa"/>
+            </w:tcMar>
+          </w:tcPr>
+          <w:p>
+            <w:r>
+              <w:rPr>
+                <w:rFonts w:ascii="Segoe UI" w:hAnsi="Segoe UI"/>
+                <w:color w:val="374151"/>
+                <w:sz w:val="18"/>
+              </w:rPr>
+              <w:t>Pending</w:t>
+            </w:r>
+          </w:p>
+        </w:tc>
+      </w:tr>
+      <w:tr>
+        <w:tc>
+          <w:tcPr>
+            <w:tcW w:type="dxa" w:w="1872"/>
+            <w:shd w:fill="F9FAFB"/>
+            <w:tcMar>
+              <w:top w:w="100" w:type="dxa"/>
+              <w:bottom w:w="100" w:type="dxa"/>
+              <w:left w:w="150" w:type="dxa"/>
+              <w:right w:w="150" w:type="dxa"/>
+            </w:tcMar>
+          </w:tcPr>
+          <w:p>
+            <w:r>
+              <w:rPr>
+                <w:rFonts w:ascii="Segoe UI" w:hAnsi="Segoe UI"/>
+                <w:color w:val="374151"/>
+                <w:sz w:val="18"/>
+              </w:rPr>
+              <w:t>**TC-SEC-04**</w:t>
+            </w:r>
+          </w:p>
+        </w:tc>
+        <w:tc>
+          <w:tcPr>
+            <w:tcW w:type="dxa" w:w="1872"/>
+            <w:shd w:fill="F9FAFB"/>
+            <w:tcMar>
+              <w:top w:w="100" w:type="dxa"/>
+              <w:bottom w:w="100" w:type="dxa"/>
+              <w:left w:w="150" w:type="dxa"/>
+              <w:right w:w="150" w:type="dxa"/>
+            </w:tcMar>
+          </w:tcPr>
+          <w:p>
+            <w:r>
+              <w:rPr>
+                <w:rFonts w:ascii="Segoe UI" w:hAnsi="Segoe UI"/>
+                <w:color w:val="374151"/>
+                <w:sz w:val="18"/>
+              </w:rPr>
+              <w:t>SQL Injection</w:t>
+            </w:r>
+          </w:p>
+        </w:tc>
+        <w:tc>
+          <w:tcPr>
+            <w:tcW w:type="dxa" w:w="1872"/>
+            <w:shd w:fill="F9FAFB"/>
+            <w:tcMar>
+              <w:top w:w="100" w:type="dxa"/>
+              <w:bottom w:w="100" w:type="dxa"/>
+              <w:left w:w="150" w:type="dxa"/>
+              <w:right w:w="150" w:type="dxa"/>
+            </w:tcMar>
+          </w:tcPr>
+          <w:p>
+            <w:r>
+              <w:rPr>
+                <w:rFonts w:ascii="Segoe UI" w:hAnsi="Segoe UI"/>
+                <w:color w:val="374151"/>
+                <w:sz w:val="18"/>
+              </w:rPr>
+              <w:t>Input SQL commands (e.g. `' OR 1=1;--`) in login username field.</w:t>
+            </w:r>
+          </w:p>
+        </w:tc>
+        <w:tc>
+          <w:tcPr>
+            <w:tcW w:type="dxa" w:w="1872"/>
+            <w:shd w:fill="F9FAFB"/>
+            <w:tcMar>
+              <w:top w:w="100" w:type="dxa"/>
+              <w:bottom w:w="100" w:type="dxa"/>
+              <w:left w:w="150" w:type="dxa"/>
+              <w:right w:w="150" w:type="dxa"/>
+            </w:tcMar>
+          </w:tcPr>
+          <w:p>
+            <w:r>
+              <w:rPr>
+                <w:rFonts w:ascii="Segoe UI" w:hAnsi="Segoe UI"/>
+                <w:color w:val="374151"/>
+                <w:sz w:val="18"/>
+              </w:rPr>
+              <w:t>Request is sanitized and rejected by database ORM without execution.</w:t>
+            </w:r>
+          </w:p>
+        </w:tc>
+        <w:tc>
+          <w:tcPr>
+            <w:tcW w:type="dxa" w:w="1872"/>
+            <w:shd w:fill="F9FAFB"/>
+            <w:tcMar>
+              <w:top w:w="100" w:type="dxa"/>
+              <w:bottom w:w="100" w:type="dxa"/>
+              <w:left w:w="150" w:type="dxa"/>
+              <w:right w:w="150" w:type="dxa"/>
+            </w:tcMar>
+          </w:tcPr>
+          <w:p>
+            <w:r>
+              <w:rPr>
+                <w:rFonts w:ascii="Segoe UI" w:hAnsi="Segoe UI"/>
+                <w:color w:val="374151"/>
+                <w:sz w:val="18"/>
+              </w:rPr>
+              <w:t>Pending</w:t>
+            </w:r>
+          </w:p>
+        </w:tc>
+      </w:tr>
+      <w:tr>
+        <w:tc>
+          <w:tcPr>
+            <w:tcW w:type="dxa" w:w="1872"/>
+            <w:shd w:fill="FFFFFF"/>
+            <w:tcMar>
+              <w:top w:w="100" w:type="dxa"/>
+              <w:bottom w:w="100" w:type="dxa"/>
+              <w:left w:w="150" w:type="dxa"/>
+              <w:right w:w="150" w:type="dxa"/>
+            </w:tcMar>
+          </w:tcPr>
+          <w:p>
+            <w:r>
+              <w:rPr>
+                <w:rFonts w:ascii="Segoe UI" w:hAnsi="Segoe UI"/>
+                <w:color w:val="374151"/>
+                <w:sz w:val="18"/>
+              </w:rPr>
+              <w:t>**TC-SEC-05**</w:t>
+            </w:r>
+          </w:p>
+        </w:tc>
+        <w:tc>
+          <w:tcPr>
+            <w:tcW w:type="dxa" w:w="1872"/>
+            <w:shd w:fill="FFFFFF"/>
+            <w:tcMar>
+              <w:top w:w="100" w:type="dxa"/>
+              <w:bottom w:w="100" w:type="dxa"/>
+              <w:left w:w="150" w:type="dxa"/>
+              <w:right w:w="150" w:type="dxa"/>
+            </w:tcMar>
+          </w:tcPr>
+          <w:p>
+            <w:r>
+              <w:rPr>
+                <w:rFonts w:ascii="Segoe UI" w:hAnsi="Segoe UI"/>
+                <w:color w:val="374151"/>
+                <w:sz w:val="18"/>
+              </w:rPr>
+              <w:t>XSS Filtering</w:t>
+            </w:r>
+          </w:p>
+        </w:tc>
+        <w:tc>
+          <w:tcPr>
+            <w:tcW w:type="dxa" w:w="1872"/>
+            <w:shd w:fill="FFFFFF"/>
+            <w:tcMar>
+              <w:top w:w="100" w:type="dxa"/>
+              <w:bottom w:w="100" w:type="dxa"/>
+              <w:left w:w="150" w:type="dxa"/>
+              <w:right w:w="150" w:type="dxa"/>
+            </w:tcMar>
+          </w:tcPr>
+          <w:p>
+            <w:r>
+              <w:rPr>
+                <w:rFonts w:ascii="Segoe UI" w:hAnsi="Segoe UI"/>
+                <w:color w:val="374151"/>
+                <w:sz w:val="18"/>
+              </w:rPr>
+              <w:t>Inject script tags (e.g. `&lt;script&gt;alert(1)&lt;/script&gt;`) in Full Name registration.</w:t>
+            </w:r>
+          </w:p>
+        </w:tc>
+        <w:tc>
+          <w:tcPr>
+            <w:tcW w:type="dxa" w:w="1872"/>
+            <w:shd w:fill="FFFFFF"/>
+            <w:tcMar>
+              <w:top w:w="100" w:type="dxa"/>
+              <w:bottom w:w="100" w:type="dxa"/>
+              <w:left w:w="150" w:type="dxa"/>
+              <w:right w:w="150" w:type="dxa"/>
+            </w:tcMar>
+          </w:tcPr>
+          <w:p>
+            <w:r>
+              <w:rPr>
+                <w:rFonts w:ascii="Segoe UI" w:hAnsi="Segoe UI"/>
+                <w:color w:val="374151"/>
+                <w:sz w:val="18"/>
+              </w:rPr>
+              <w:t>System strips HTML tags and saves input as clean text.</w:t>
+            </w:r>
+          </w:p>
+        </w:tc>
+        <w:tc>
+          <w:tcPr>
+            <w:tcW w:type="dxa" w:w="1872"/>
+            <w:shd w:fill="FFFFFF"/>
+            <w:tcMar>
+              <w:top w:w="100" w:type="dxa"/>
+              <w:bottom w:w="100" w:type="dxa"/>
+              <w:left w:w="150" w:type="dxa"/>
+              <w:right w:w="150" w:type="dxa"/>
+            </w:tcMar>
+          </w:tcPr>
+          <w:p>
+            <w:r>
+              <w:rPr>
+                <w:rFonts w:ascii="Segoe UI" w:hAnsi="Segoe UI"/>
+                <w:color w:val="374151"/>
+                <w:sz w:val="18"/>
+              </w:rPr>
+              <w:t>Pending</w:t>
+            </w:r>
+          </w:p>
+        </w:tc>
+      </w:tr>
+      <w:tr>
+        <w:tc>
+          <w:tcPr>
+            <w:tcW w:type="dxa" w:w="1872"/>
+            <w:shd w:fill="F9FAFB"/>
+            <w:tcMar>
+              <w:top w:w="100" w:type="dxa"/>
+              <w:bottom w:w="100" w:type="dxa"/>
+              <w:left w:w="150" w:type="dxa"/>
+              <w:right w:w="150" w:type="dxa"/>
+            </w:tcMar>
+          </w:tcPr>
+          <w:p>
+            <w:r>
+              <w:rPr>
+                <w:rFonts w:ascii="Segoe UI" w:hAnsi="Segoe UI"/>
+                <w:color w:val="374151"/>
+                <w:sz w:val="18"/>
+              </w:rPr>
+              <w:t>**TC-SEC-06**</w:t>
+            </w:r>
+          </w:p>
+        </w:tc>
+        <w:tc>
+          <w:tcPr>
+            <w:tcW w:type="dxa" w:w="1872"/>
+            <w:shd w:fill="F9FAFB"/>
+            <w:tcMar>
+              <w:top w:w="100" w:type="dxa"/>
+              <w:bottom w:w="100" w:type="dxa"/>
+              <w:left w:w="150" w:type="dxa"/>
+              <w:right w:w="150" w:type="dxa"/>
+            </w:tcMar>
+          </w:tcPr>
+          <w:p>
+            <w:r>
+              <w:rPr>
+                <w:rFonts w:ascii="Segoe UI" w:hAnsi="Segoe UI"/>
+                <w:color w:val="374151"/>
+                <w:sz w:val="18"/>
+              </w:rPr>
+              <w:t>Passwords Audit</w:t>
+            </w:r>
+          </w:p>
+        </w:tc>
+        <w:tc>
+          <w:tcPr>
+            <w:tcW w:type="dxa" w:w="1872"/>
+            <w:shd w:fill="F9FAFB"/>
+            <w:tcMar>
+              <w:top w:w="100" w:type="dxa"/>
+              <w:bottom w:w="100" w:type="dxa"/>
+              <w:left w:w="150" w:type="dxa"/>
+              <w:right w:w="150" w:type="dxa"/>
+            </w:tcMar>
+          </w:tcPr>
+          <w:p>
+            <w:r>
+              <w:rPr>
+                <w:rFonts w:ascii="Segoe UI" w:hAnsi="Segoe UI"/>
+                <w:color w:val="374151"/>
+                <w:sz w:val="18"/>
+              </w:rPr>
+              <w:t>Submit known leaked password (e.g. `12345678`) on registration.</w:t>
+            </w:r>
+          </w:p>
+        </w:tc>
+        <w:tc>
+          <w:tcPr>
+            <w:tcW w:type="dxa" w:w="1872"/>
+            <w:shd w:fill="F9FAFB"/>
+            <w:tcMar>
+              <w:top w:w="100" w:type="dxa"/>
+              <w:bottom w:w="100" w:type="dxa"/>
+              <w:left w:w="150" w:type="dxa"/>
+              <w:right w:w="150" w:type="dxa"/>
+            </w:tcMar>
+          </w:tcPr>
+          <w:p>
+            <w:r>
+              <w:rPr>
+                <w:rFonts w:ascii="Segoe UI" w:hAnsi="Segoe UI"/>
+                <w:color w:val="374151"/>
+                <w:sz w:val="18"/>
+              </w:rPr>
+              <w:t>System rejects input and prompts safety warning message.</w:t>
+            </w:r>
+          </w:p>
+        </w:tc>
+        <w:tc>
+          <w:tcPr>
+            <w:tcW w:type="dxa" w:w="1872"/>
+            <w:shd w:fill="F9FAFB"/>
+            <w:tcMar>
+              <w:top w:w="100" w:type="dxa"/>
+              <w:bottom w:w="100" w:type="dxa"/>
+              <w:left w:w="150" w:type="dxa"/>
+              <w:right w:w="150" w:type="dxa"/>
+            </w:tcMar>
+          </w:tcPr>
+          <w:p>
+            <w:r>
+              <w:rPr>
+                <w:rFonts w:ascii="Segoe UI" w:hAnsi="Segoe UI"/>
+                <w:color w:val="374151"/>
+                <w:sz w:val="18"/>
+              </w:rPr>
+              <w:t>Pending</w:t>
+            </w:r>
+          </w:p>
+        </w:tc>
+      </w:tr>
+      <w:tr>
+        <w:tc>
+          <w:tcPr>
+            <w:tcW w:type="dxa" w:w="1872"/>
+            <w:shd w:fill="FFFFFF"/>
+            <w:tcMar>
+              <w:top w:w="100" w:type="dxa"/>
+              <w:bottom w:w="100" w:type="dxa"/>
+              <w:left w:w="150" w:type="dxa"/>
+              <w:right w:w="150" w:type="dxa"/>
+            </w:tcMar>
+          </w:tcPr>
+          <w:p>
+            <w:r>
+              <w:rPr>
+                <w:rFonts w:ascii="Segoe UI" w:hAnsi="Segoe UI"/>
+                <w:color w:val="374151"/>
+                <w:sz w:val="18"/>
+              </w:rPr>
+              <w:t>**TC-SEC-07**</w:t>
+            </w:r>
+          </w:p>
+        </w:tc>
+        <w:tc>
+          <w:tcPr>
+            <w:tcW w:type="dxa" w:w="1872"/>
+            <w:shd w:fill="FFFFFF"/>
+            <w:tcMar>
+              <w:top w:w="100" w:type="dxa"/>
+              <w:bottom w:w="100" w:type="dxa"/>
+              <w:left w:w="150" w:type="dxa"/>
+              <w:right w:w="150" w:type="dxa"/>
+            </w:tcMar>
+          </w:tcPr>
+          <w:p>
+            <w:r>
+              <w:rPr>
+                <w:rFonts w:ascii="Segoe UI" w:hAnsi="Segoe UI"/>
+                <w:color w:val="374151"/>
+                <w:sz w:val="18"/>
+              </w:rPr>
+              <w:t>Payment Spoofing</w:t>
+            </w:r>
+          </w:p>
+        </w:tc>
+        <w:tc>
+          <w:tcPr>
+            <w:tcW w:type="dxa" w:w="1872"/>
+            <w:shd w:fill="FFFFFF"/>
+            <w:tcMar>
+              <w:top w:w="100" w:type="dxa"/>
+              <w:bottom w:w="100" w:type="dxa"/>
+              <w:left w:w="150" w:type="dxa"/>
+              <w:right w:w="150" w:type="dxa"/>
+            </w:tcMar>
+          </w:tcPr>
+          <w:p>
+            <w:r>
+              <w:rPr>
+                <w:rFonts w:ascii="Segoe UI" w:hAnsi="Segoe UI"/>
+                <w:color w:val="374151"/>
+                <w:sz w:val="18"/>
+              </w:rPr>
+              <w:t>Send spoofed webhook payment confirmation payload without cryptographic signature.</w:t>
+            </w:r>
+          </w:p>
+        </w:tc>
+        <w:tc>
+          <w:tcPr>
+            <w:tcW w:type="dxa" w:w="1872"/>
+            <w:shd w:fill="FFFFFF"/>
+            <w:tcMar>
+              <w:top w:w="100" w:type="dxa"/>
+              <w:bottom w:w="100" w:type="dxa"/>
+              <w:left w:w="150" w:type="dxa"/>
+              <w:right w:w="150" w:type="dxa"/>
+            </w:tcMar>
+          </w:tcPr>
+          <w:p>
+            <w:r>
+              <w:rPr>
+                <w:rFonts w:ascii="Segoe UI" w:hAnsi="Segoe UI"/>
+                <w:color w:val="374151"/>
+                <w:sz w:val="18"/>
+              </w:rPr>
+              <w:t>System flags payload as untrusted, rejects transaction, and logs warning.</w:t>
+            </w:r>
+          </w:p>
+        </w:tc>
+        <w:tc>
+          <w:tcPr>
+            <w:tcW w:type="dxa" w:w="1872"/>
+            <w:shd w:fill="FFFFFF"/>
+            <w:tcMar>
+              <w:top w:w="100" w:type="dxa"/>
+              <w:bottom w:w="100" w:type="dxa"/>
+              <w:left w:w="150" w:type="dxa"/>
+              <w:right w:w="150" w:type="dxa"/>
+            </w:tcMar>
+          </w:tcPr>
+          <w:p>
+            <w:r>
+              <w:rPr>
+                <w:rFonts w:ascii="Segoe UI" w:hAnsi="Segoe UI"/>
+                <w:color w:val="374151"/>
+                <w:sz w:val="18"/>
+              </w:rPr>
+              <w:t>Pending</w:t>
+            </w:r>
+          </w:p>
+        </w:tc>
+      </w:tr>
+      <w:tr>
+        <w:tc>
+          <w:tcPr>
+            <w:tcW w:type="dxa" w:w="1872"/>
+            <w:shd w:fill="F9FAFB"/>
+            <w:tcMar>
+              <w:top w:w="100" w:type="dxa"/>
+              <w:bottom w:w="100" w:type="dxa"/>
+              <w:left w:w="150" w:type="dxa"/>
+              <w:right w:w="150" w:type="dxa"/>
+            </w:tcMar>
+          </w:tcPr>
+          <w:p>
+            <w:r>
+              <w:rPr>
+                <w:rFonts w:ascii="Segoe UI" w:hAnsi="Segoe UI"/>
+                <w:color w:val="374151"/>
+                <w:sz w:val="18"/>
+              </w:rPr>
+              <w:t>**TC-SEC-08**</w:t>
+            </w:r>
+          </w:p>
+        </w:tc>
+        <w:tc>
+          <w:tcPr>
+            <w:tcW w:type="dxa" w:w="1872"/>
+            <w:shd w:fill="F9FAFB"/>
+            <w:tcMar>
+              <w:top w:w="100" w:type="dxa"/>
+              <w:bottom w:w="100" w:type="dxa"/>
+              <w:left w:w="150" w:type="dxa"/>
+              <w:right w:w="150" w:type="dxa"/>
+            </w:tcMar>
+          </w:tcPr>
+          <w:p>
+            <w:r>
+              <w:rPr>
+                <w:rFonts w:ascii="Segoe UI" w:hAnsi="Segoe UI"/>
+                <w:color w:val="374151"/>
+                <w:sz w:val="18"/>
+              </w:rPr>
+              <w:t>Profile Bypass</w:t>
+            </w:r>
+          </w:p>
+        </w:tc>
+        <w:tc>
+          <w:tcPr>
+            <w:tcW w:type="dxa" w:w="1872"/>
+            <w:shd w:fill="F9FAFB"/>
+            <w:tcMar>
+              <w:top w:w="100" w:type="dxa"/>
+              <w:bottom w:w="100" w:type="dxa"/>
+              <w:left w:w="150" w:type="dxa"/>
+              <w:right w:w="150" w:type="dxa"/>
+            </w:tcMar>
+          </w:tcPr>
+          <w:p>
+            <w:r>
+              <w:rPr>
+                <w:rFonts w:ascii="Segoe UI" w:hAnsi="Segoe UI"/>
+                <w:color w:val="374151"/>
+                <w:sz w:val="18"/>
+              </w:rPr>
+              <w:t>Submit weak/leaked password change request via direct POST to `/api/v1/profile/password`.</w:t>
+            </w:r>
+          </w:p>
+        </w:tc>
+        <w:tc>
+          <w:tcPr>
+            <w:tcW w:type="dxa" w:w="1872"/>
+            <w:shd w:fill="F9FAFB"/>
+            <w:tcMar>
+              <w:top w:w="100" w:type="dxa"/>
+              <w:bottom w:w="100" w:type="dxa"/>
+              <w:left w:w="150" w:type="dxa"/>
+              <w:right w:w="150" w:type="dxa"/>
+            </w:tcMar>
+          </w:tcPr>
+          <w:p>
+            <w:r>
+              <w:rPr>
+                <w:rFonts w:ascii="Segoe UI" w:hAnsi="Segoe UI"/>
+                <w:color w:val="374151"/>
+                <w:sz w:val="18"/>
+              </w:rPr>
+              <w:t>Backend ORM rejects update, returns `HTTP 400 Bad Request`, and logs security block.</w:t>
+            </w:r>
+          </w:p>
+        </w:tc>
+        <w:tc>
+          <w:tcPr>
+            <w:tcW w:type="dxa" w:w="1872"/>
+            <w:shd w:fill="F9FAFB"/>
+            <w:tcMar>
+              <w:top w:w="100" w:type="dxa"/>
+              <w:bottom w:w="100" w:type="dxa"/>
+              <w:left w:w="150" w:type="dxa"/>
+              <w:right w:w="150" w:type="dxa"/>
+            </w:tcMar>
+          </w:tcPr>
+          <w:p>
+            <w:r>
+              <w:rPr>
+                <w:rFonts w:ascii="Segoe UI" w:hAnsi="Segoe UI"/>
+                <w:color w:val="374151"/>
+                <w:sz w:val="18"/>
+              </w:rPr>
+              <w:t>Pending</w:t>
+            </w:r>
+          </w:p>
+        </w:tc>
+      </w:tr>
+    </w:tbl>
+    <w:p/>
     <w:sectPr>
       <w:pgSz w:w="12240" w:h="15840"/>
       <w:pgMar w:top="1440" w:right="1440" w:bottom="1440" w:left="1440" w:header="720" w:footer="720" w:gutter="0"/>
